--- a/docs/patents/Z-MAX-专利交底书-实用新型.docx
+++ b/docs/patents/Z-MAX-专利交底书-实用新型.docx
@@ -623,6 +623,82 @@
         <w:t>本实用新型公开了一种多模态视觉语言动作模型驱动的光模块自主插拔机器人系统，包括感知层、认知层、执行层和OTA升级子系统。感知层通过3D相机、腕部相机和&gt;10kHz力传感器采集视觉和力学多模态数据；认知层采用SmolVLA类脑双通路架构——冻结的VLM负责场景理解和型号识别，可训练的Expert（仅100M参数）负责动作决策，两者通过交叉注意力协同；执行层通过&gt;10kHz力控闭环实现自适应插拔和三级异常自恢复；OTA子系统支持L2→L3→L4三级软件升级，硬件一步到位。本实用新型解决了光模块插拔工序中型号适应性差、力控精度不足、换型成本高的行业痛点，关键工序良率可达99.9%，单机替代3名操作工，填补了光模块柔性自主插拔领域的技术空白。</w:t>
       </w:r>
     </w:p>
+    <w:p>
+      <w:pPr>
+        <w:pStyle w:val="Heading1"/>
+      </w:pPr>
+      <w:r>
+        <w:rPr>
+          <w:color w:val="000000"/>
+        </w:rPr>
+        <w:t>八、仿真联调系统</w:t>
+      </w:r>
+    </w:p>
+    <w:p>
+      <w:r>
+        <w:t>本实用新型还包含一套完整的仿真联调系统，用于在离线或开发环境中验证视觉语言动作模型的推理效果，以及与机器人控制系统的集成。</w:t>
+      </w:r>
+    </w:p>
+    <w:p>
+      <w:pPr>
+        <w:pStyle w:val="Heading2"/>
+      </w:pPr>
+      <w:r>
+        <w:rPr>
+          <w:color w:val="000000"/>
+        </w:rPr>
+        <w:t>8.1 仿真架构</w:t>
+      </w:r>
+    </w:p>
+    <w:p>
+      <w:r>
+        <w:t>仿真联调系统采用Client-Server架构，基于WebSocket JSON协议通信：</w:t>
+        <w:br/>
+        <w:t>（a）Client端（运行于Mac M1端侧）：模拟五种传感器——6轴关节传感器、六维力/扭矩传感器（&gt;10kHz仿真采样）、RealSense D435相机（640×480 RGB-D）、电动夹爪、4×4触觉阵列。Client以30Hz频率将传感器数据打包为JSON消息发送至Server。</w:t>
+        <w:br/>
+        <w:t>（b）Server端（运行于GPU服务器/WSL2）：加载SmolVLA或ACT模型，接收传感器数据后执行推理，将预测的6轴关节位置和夹爪开度作为动作指令返回Client。</w:t>
+        <w:br/>
+        <w:t>（c）通信协议：11个/sim/命名空间的话题，传感器包1061B，动作包287B，30Hz仅需0.25Mbps带宽。</w:t>
+      </w:r>
+    </w:p>
+    <w:p>
+      <w:pPr>
+        <w:pStyle w:val="Heading2"/>
+      </w:pPr>
+      <w:r>
+        <w:rPr>
+          <w:color w:val="000000"/>
+        </w:rPr>
+        <w:t>8.2 双模型分流策略</w:t>
+      </w:r>
+    </w:p>
+    <w:p>
+      <w:r>
+        <w:t>仿真系统支持双模型分级部署：</w:t>
+        <w:br/>
+        <w:t>（1）ACT 51.6M模型：用于高速重复操作仿真，推理延迟&lt;1ms（Mac MPS），帧率&gt;2000FPS，适合基础动作验证和高速产线模拟。</w:t>
+        <w:br/>
+        <w:t>（2）SmolVLA 450M模型：用于端到端感知-决策-执行仿真，推理延迟约215ms（RTX4060），具备视觉场景理解、自然语言指令解析和精细动作生成能力。</w:t>
+        <w:br/>
+        <w:t>（3）SmolVLA-LEW Mini 263K模型：自训练轻量版本，推理延迟&lt;1ms，适合嵌入式端侧部署验证。</w:t>
+      </w:r>
+    </w:p>
+    <w:p>
+      <w:pPr>
+        <w:pStyle w:val="Heading2"/>
+      </w:pPr>
+      <w:r>
+        <w:rPr>
+          <w:color w:val="000000"/>
+        </w:rPr>
+        <w:t>8.3 集成测试验证</w:t>
+      </w:r>
+    </w:p>
+    <w:p>
+      <w:r>
+        <w:t>仿真系统通过了5项集成测试：协议编解码验证（action 289B/sensor 1061B）、5类传感器模拟器输出验证、Client独立模式100包连续发布（16,033Hz纯本地速率）、30Hz持续通信带宽基准（0.25Mbps）和11话题命名兼容性验证。Client-Server往返延迟在局域网环境下&lt;5ms。</w:t>
+      </w:r>
+    </w:p>
     <w:sectPr>
       <w:pgSz w:w="12240" w:h="15840"/>
       <w:pgMar w:top="1440" w:right="1800" w:bottom="1440" w:left="1800" w:header="720" w:footer="720" w:gutter="0"/>
